--- a/docs/publications/aan-training-program/AAN_Book_13_Module.docx
+++ b/docs/publications/aan-training-program/AAN_Book_13_Module.docx
@@ -10,7 +10,7 @@
         <w:rPr>
           <w:color w:val="0D1B2E"/>
         </w:rPr>
-        <w:t>Book 13 — Program Management &amp; Governance</w:t>
+        <w:t>Book 13 — SIEM / XDR Detection</w:t>
       </w:r>
     </w:p>
     <w:p>
@@ -20,7 +20,7 @@
           <w:color w:val="5A5A5A"/>
           <w:sz w:val="24"/>
         </w:rPr>
-        <w:t>AAN module: ISPP, RACI, risk register, and the signed SCRM charter that closes the PM family</w:t>
+        <w:t>AAN module: Sentinel detection engineering — from log warehouse to firing rules</w:t>
       </w:r>
     </w:p>
     <w:p>
@@ -47,20 +47,20 @@
         <w:rPr>
           <w:sz w:val="22"/>
         </w:rPr>
-        <w:t xml:space="preserve"> Book_13 Program Management Governance &lt;https://github.com/WhalerMike/uiao/blob/main/inbox/Application%20Aware%20Networking/Book_13_Federal_Application_Aware_Networking_Program_Management_Governance.qmd&gt; · </w:t>
+        <w:t xml:space="preserve"> Book_13 SIEM XDR Detection &lt;https://github.com/WhalerMike/uiao/blob/main/inbox/Application%20Aware%20Networking/Book_13_FedAAN_SIEM_XDR_Detection.qmd&gt; · </w:t>
       </w:r>
       <w:r>
         <w:rPr>
           <w:b/>
           <w:sz w:val="22"/>
         </w:rPr>
-        <w:t>Evidence slot:</w:t>
+        <w:t>Evidence slots:</w:t>
       </w:r>
       <w:r>
         <w:rPr>
           <w:sz w:val="22"/>
         </w:rPr>
-        <w:t xml:space="preserve"> 6 — security (KSI-CMT, CM-2 / AC-4) · </w:t>
+        <w:t xml:space="preserve"> 4 — telemetry (KSI-MLA); 6 — security (KSI-CMT) · </w:t>
       </w:r>
       <w:r>
         <w:rPr>
@@ -73,7 +73,7 @@
         <w:rPr>
           <w:sz w:val="22"/>
         </w:rPr>
-        <w:t xml:space="preserve"> A6, B6</w:t>
+        <w:t xml:space="preserve"> A4, A6, B6</w:t>
       </w:r>
     </w:p>
     <w:p>
@@ -95,20 +95,20 @@
         <w:rPr>
           <w:sz w:val="22"/>
         </w:rPr>
-        <w:t xml:space="preserve">The organizational governance artifacts — templates, RACIs, registers, and a signed SCRM charter — that close nine NIST PM-family controls for FedRAMP 20x. Thesis: </w:t>
+        <w:t xml:space="preserve">Converts the deep log pipeline built in Books 01–12 into an active detection and response capability. Thesis: </w:t>
       </w:r>
       <w:r>
         <w:rPr>
           <w:b/>
           <w:sz w:val="22"/>
         </w:rPr>
-        <w:t>PM controls are the organizational preconditions that contextualize all technical evidence</w:t>
+        <w:t>a log warehouse with no firing rules fails AU-6</w:t>
       </w:r>
       <w:r>
         <w:rPr>
           <w:sz w:val="22"/>
         </w:rPr>
-        <w:t>; without them (especially PM-30), the Book 12 SBOM pipeline is "a technical experiment rather than a governance artifact."</w:t>
+        <w:t xml:space="preserve"> — "a SIEM with zero configured analytics rules does not pass." Covers Sentinel connectors, a 20-rule KQL detection library, UEBA, automation playbooks, the IR-8 documentation set, and three-tier AU-11 retention.</w:t>
       </w:r>
     </w:p>
     <w:p>
@@ -130,7 +130,7 @@
         <w:rPr>
           <w:sz w:val="22"/>
         </w:rPr>
-        <w:t>Draft an Information Security Program Plan (ISPP) covering purpose/scope, legal authority, objectives, and budget per PM-1/PM-7/PM-11.</w:t>
+        <w:t>Articulate the FedRAMP AU-6 evidence standard (fired alert → incident ticket → response documentation → closure) and the log-aggregator-vs-SIEM distinction.</w:t>
       </w:r>
     </w:p>
     <w:p>
@@ -141,7 +141,7 @@
         <w:rPr>
           <w:sz w:val="22"/>
         </w:rPr>
-        <w:t>Construct a security leadership RACI assigning AO, CISO, ISSO, DevSecOps, SOC, and Privacy roles across ATO, POA&amp;M, incident response, and BOD 26-04 activities.</w:t>
+        <w:t>Connect Infoblox NIOS (CEF/syslog), Entra ID, Microsoft 365 Defender, Zscaler/Netskope SASE, SQL/Defender for SQL, and Infoblox TIDE TAXII threat intel to Sentinel, with EPS sizing.</w:t>
       </w:r>
     </w:p>
     <w:p>
@@ -152,7 +152,7 @@
         <w:rPr>
           <w:sz w:val="22"/>
         </w:rPr>
-        <w:t>Implement the three-layer system inventory (Azure Resource Graph, SBOM, Entra ID) with monthly reconciliation.</w:t>
+        <w:t>Author and tune KQL analytics rules (DNS C2 beaconing, impossible travel, off-hours PIM activation, MFA fatigue, post-block NTLM) through the four-phase detection lifecycle.</w:t>
       </w:r>
     </w:p>
     <w:p>
@@ -163,7 +163,7 @@
         <w:rPr>
           <w:sz w:val="22"/>
         </w:rPr>
-        <w:t>Apply the NIST SP 800-39 three-tier risk framework and the 5×5 likelihood-impact matrix with its escalation thresholds.</w:t>
+        <w:t>Explain Sentinel UEBA: investigation priority scores, peer-group deviation, entity pages, Identity Protection integration.</w:t>
       </w:r>
     </w:p>
     <w:p>
@@ -174,7 +174,7 @@
         <w:rPr>
           <w:sz w:val="22"/>
         </w:rPr>
-        <w:t>Build a testing/training/monitoring plan mapped to KSI themes.</w:t>
+        <w:t>Build automation rules and Logic App playbooks for suppression, enrichment, KEV-triggered device isolation, and compound-signal account disable.</w:t>
       </w:r>
     </w:p>
     <w:p>
@@ -185,7 +185,7 @@
         <w:rPr>
           <w:sz w:val="22"/>
         </w:rPr>
-        <w:t>Draft a PM-30 SCRM Governance Charter with the five NIST SP 800-161r1 risk categories and supplier requirements.</w:t>
+        <w:t>Assemble the seven IR artifacts assessors require and map Sentinel workflow to NIST SP 800-61 Rev 2 phases.</w:t>
       </w:r>
     </w:p>
     <w:p>
@@ -196,7 +196,7 @@
         <w:rPr>
           <w:sz w:val="22"/>
         </w:rPr>
-        <w:t>Maintain a PM-15 security contact registry (CISA, FedRAMP PMO, MS-ISAC, MSRC).</w:t>
+        <w:t>Configure three-tier retention (90-day hot, archive to 3 years, WORM blob with legal hold) and reason about commitment-tier pricing.</w:t>
       </w:r>
     </w:p>
     <w:p>
@@ -218,7 +218,7 @@
         <w:rPr>
           <w:sz w:val="22"/>
         </w:rPr>
-        <w:t>ISPP fillable template with FISMA/A-130/EO 14028 authority citations; named-individual requirement for AO/CISO.</w:t>
+        <w:t>Log warehouse vs. detection engine; the MTTD comparison (days-to-never → minutes).</w:t>
       </w:r>
     </w:p>
     <w:p>
@@ -229,7 +229,20 @@
         <w:rPr>
           <w:sz w:val="22"/>
         </w:rPr>
-        <w:t>Three-layer inventory: Resource Graph export, Syft SBOM manifest, Entra identity plane.</w:t>
+        <w:t xml:space="preserve">Detection lifecycle: author → historical test → deploy with </w:t>
+      </w:r>
+      <w:r>
+        <w:rPr>
+          <w:rFonts w:ascii="Consolas" w:hAnsi="Consolas"/>
+          <w:sz w:val="22"/>
+        </w:rPr>
+        <w:t>createIncident:false</w:t>
+      </w:r>
+      <w:r>
+        <w:rPr>
+          <w:sz w:val="22"/>
+        </w:rPr>
+        <w:t xml:space="preserve"> tuning window → steady-state review.</w:t>
       </w:r>
     </w:p>
     <w:p>
@@ -240,7 +253,7 @@
         <w:rPr>
           <w:sz w:val="22"/>
         </w:rPr>
-        <w:t>Risk scoring: Score = Likelihood × Impact; 1–4 accept, 5–9 90-day POA&amp;M, 10–15 30-day, 16–25 AO escalation in 15 days.</w:t>
+        <w:t>The 20-rule priority detection library keyed to series log sources.</w:t>
       </w:r>
     </w:p>
     <w:p>
@@ -251,7 +264,7 @@
         <w:rPr>
           <w:sz w:val="22"/>
         </w:rPr>
-        <w:t>SCRM organizational chart and the five supplier requirements (SBOM in 30 days, PSIRT/24h contact, 72h incident notice, VEX in 30 days, audit rights).</w:t>
+        <w:t>UEBA investigation priority score; Defender for Identity during hybrid AD transition.</w:t>
       </w:r>
     </w:p>
     <w:p>
@@ -262,7 +275,18 @@
         <w:rPr>
           <w:sz w:val="22"/>
         </w:rPr>
-        <w:t>Application lifecycle gates: Concept → Design → Build → Deploy → Operate.</w:t>
+        <w:t>Two-level automation: Sentinel automation rules + Logic App playbooks (enrich → notify → contain).</w:t>
+      </w:r>
+    </w:p>
+    <w:p>
+      <w:pPr>
+        <w:pStyle w:val="ListBullet"/>
+      </w:pPr>
+      <w:r>
+        <w:rPr>
+          <w:sz w:val="22"/>
+        </w:rPr>
+        <w:t>TIDE TAXII IOC auto-correlation every 15 minutes; NARA GRS 3.2 three-year floor; OMB M-20-04 1-hour US-CERT reporting.</w:t>
       </w:r>
     </w:p>
     <w:p>
@@ -273,18 +297,84 @@
         <w:rPr>
           <w:color w:val="0D1B2E"/>
         </w:rPr>
-        <w:t>Artifact sequence</w:t>
+        <w:t>Implementation sequence</w:t>
       </w:r>
     </w:p>
     <w:p>
       <w:pPr>
-        <w:spacing w:before="80" w:after="80"/>
+        <w:pStyle w:val="ListNumber"/>
       </w:pPr>
       <w:r>
         <w:rPr>
           <w:sz w:val="22"/>
         </w:rPr>
-        <w:t>Artifact-shaped rather than phase-dated: why PM controls gate authorization → ISPP + EA integration → leadership RACI → inventory framework → risk management strategy → T&amp;T&amp;M plan → contact registry → SCRM charter with signature block.</w:t>
+        <w:t>Deploy Sentinel connectors for all Books 01–12 sources; verify ingestion health per table.</w:t>
+      </w:r>
+    </w:p>
+    <w:p>
+      <w:pPr>
+        <w:pStyle w:val="ListNumber"/>
+      </w:pPr>
+      <w:r>
+        <w:rPr>
+          <w:sz w:val="22"/>
+        </w:rPr>
+        <w:t>Configure per-table retention plus WORM blob export.</w:t>
+      </w:r>
+    </w:p>
+    <w:p>
+      <w:pPr>
+        <w:pStyle w:val="ListNumber"/>
+      </w:pPr>
+      <w:r>
+        <w:rPr>
+          <w:sz w:val="22"/>
+        </w:rPr>
+        <w:t>Deploy the KQL-included priority rules in tuning mode; promote after two weeks of false-positive review.</w:t>
+      </w:r>
+    </w:p>
+    <w:p>
+      <w:pPr>
+        <w:pStyle w:val="ListNumber"/>
+      </w:pPr>
+      <w:r>
+        <w:rPr>
+          <w:sz w:val="22"/>
+        </w:rPr>
+        <w:t>Roll out the remaining detections once the first set is stable.</w:t>
+      </w:r>
+    </w:p>
+    <w:p>
+      <w:pPr>
+        <w:pStyle w:val="ListNumber"/>
+      </w:pPr>
+      <w:r>
+        <w:rPr>
+          <w:sz w:val="22"/>
+        </w:rPr>
+        <w:t>Enable UEBA (plus Defender for Identity if hybrid AD remains) and TIDE TAXII intel.</w:t>
+      </w:r>
+    </w:p>
+    <w:p>
+      <w:pPr>
+        <w:pStyle w:val="ListNumber"/>
+      </w:pPr>
+      <w:r>
+        <w:rPr>
+          <w:sz w:val="22"/>
+        </w:rPr>
+        <w:t>Build automation: suppression watchlists, enrichment playbook, ServiceNow/Teams notification, gated isolation and account-disable playbooks.</w:t>
+      </w:r>
+    </w:p>
+    <w:p>
+      <w:pPr>
+        <w:pStyle w:val="ListNumber"/>
+      </w:pPr>
+      <w:r>
+        <w:rPr>
+          <w:sz w:val="22"/>
+        </w:rPr>
+        <w:t>Author the IR plan and seven artifacts; run the annual tabletop.</w:t>
       </w:r>
     </w:p>
     <w:p>
@@ -306,7 +396,7 @@
         <w:rPr>
           <w:sz w:val="22"/>
         </w:rPr>
-        <w:t>PM-1, PM-2, PM-5, PM-7, PM-9, PM-11, PM-14, PM-15, PM-30 (9 controls); references SR-2/3/5/6/8/10/11, SA-10, SA-11, AC-21, CM-8(1), CP-4, FIPS 199. FedRAMP 20x: KSI-SCR (KSI-015, KSI-016), KSI-003, and the per-theme monitoring dimensions.</w:t>
+        <w:t>AU-6, AU-6(1), AU-6(4), AU-7, AU-8, AU-11, SI-4, SI-4(2)(4)(7), IR-4, IR-6, IR-8. NIST SP 800-61 Rev 2; NARA GRS 3.2; OMB M-20-04. FedRAMP 20x KSI families: KSI-AU, KSI-SI, KSI-IR.</w:t>
       </w:r>
     </w:p>
     <w:p>
@@ -328,7 +418,7 @@
         <w:rPr>
           <w:sz w:val="22"/>
         </w:rPr>
-        <w:t>Book 12 (the SBOM pipeline is PM-30's technical backbone); references Books 03, 08, 09, 10, 11 per its integration appendix.</w:t>
+        <w:t>The full log pipeline from Books 01–12 (Infoblox syslog/RPZ/DNSSEC, SASE flow telemetry, Entra sign-in/audit, SQL continuous audit, Defender for Endpoint, PAM, vulnerability posture). Working KQL and Logic Apps knowledge.</w:t>
       </w:r>
     </w:p>
     <w:p>
@@ -350,7 +440,20 @@
         <w:rPr>
           <w:sz w:val="22"/>
         </w:rPr>
-        <w:t>Complete the ISPP and RACI templates for a fictional system, replacing all fillable fields with named roles.</w:t>
+        <w:t xml:space="preserve">Build the CEF forwarder path for Infoblox, validate </w:t>
+      </w:r>
+      <w:r>
+        <w:rPr>
+          <w:rFonts w:ascii="Consolas" w:hAnsi="Consolas"/>
+          <w:sz w:val="22"/>
+        </w:rPr>
+        <w:t>CommonSecurityLog</w:t>
+      </w:r>
+      <w:r>
+        <w:rPr>
+          <w:sz w:val="22"/>
+        </w:rPr>
+        <w:t xml:space="preserve"> ingestion, deploy the DNS C2 beacon rule, and tune its threshold against a simulated beaconing script.</w:t>
       </w:r>
     </w:p>
     <w:p>
@@ -361,7 +464,7 @@
         <w:rPr>
           <w:sz w:val="22"/>
         </w:rPr>
-        <w:t>Write the Azure Resource Graph inventory query and reconcile its output against a sample SBOM manifest, logging discrepancies as POA&amp;M items.</w:t>
+        <w:t>Implement the MFA-fatigue KQL rule and an enrichment playbook that appends Entra risk level and device compliance as incident comments.</w:t>
       </w:r>
     </w:p>
     <w:p>
@@ -372,7 +475,7 @@
         <w:rPr>
           <w:sz w:val="22"/>
         </w:rPr>
-        <w:t>Score five sample risks on the 5×5 matrix and assign responses and POA&amp;M deadlines per the thresholds.</w:t>
+        <w:t>Configure the three-tier retention architecture including a WORM container with a 1,095-day immutability policy; produce the AU-11 evidence export.</w:t>
       </w:r>
     </w:p>
     <w:p>
@@ -394,7 +497,20 @@
         <w:rPr>
           <w:sz w:val="22"/>
         </w:rPr>
-        <w:t>Technical evidence without PM artifacts "cannot be contextualized" — governance is not optional paperwork.</w:t>
+        <w:t xml:space="preserve">Trusting every incident immediately (SOC overload) or ignoring the tuning window — use the two-week </w:t>
+      </w:r>
+      <w:r>
+        <w:rPr>
+          <w:rFonts w:ascii="Consolas" w:hAnsi="Consolas"/>
+          <w:sz w:val="22"/>
+        </w:rPr>
+        <w:t>createIncident:false</w:t>
+      </w:r>
+      <w:r>
+        <w:rPr>
+          <w:sz w:val="22"/>
+        </w:rPr>
+        <w:t xml:space="preserve"> pattern.</w:t>
       </w:r>
     </w:p>
     <w:p>
@@ -405,7 +521,7 @@
         <w:rPr>
           <w:sz w:val="22"/>
         </w:rPr>
-        <w:t>Inventory discrepancies unresolved within 30 days become POA&amp;M items; reconciliation must actually run monthly.</w:t>
+        <w:t>Triggering automated isolation on vulnerability presence rather than confirmed exploit status; gate non-workstation classes behind approval.</w:t>
       </w:r>
     </w:p>
     <w:p>
@@ -416,7 +532,7 @@
         <w:rPr>
           <w:sz w:val="22"/>
         </w:rPr>
-        <w:t>Risk acceptance above score 4 must be time-bounded with AO concurrence.</w:t>
+        <w:t>A SIEM where every rule is disabled "pending tuning" is still an AU-6 finding.</w:t>
       </w:r>
     </w:p>
     <w:p>
@@ -427,7 +543,7 @@
         <w:rPr>
           <w:sz w:val="22"/>
         </w:rPr>
-        <w:t>The SCRM charter is only PM-30 evidence when signed, dated, and version-controlled with supersession notes.</w:t>
+        <w:t>Ignoring commitment-tier pricing past 100 GB/day leaves 15–65% savings on the table.</w:t>
       </w:r>
     </w:p>
     <w:p>
@@ -449,7 +565,7 @@
         <w:rPr>
           <w:sz w:val="22"/>
         </w:rPr>
-        <w:t>SC-100, ISACA (CISM / CRISC), ISC2, NIST NICE framework, ServiceNow University.</w:t>
+        <w:t>SC-200, Splunk / Elastic, SANS, CISA Learning, ServiceNow University.</w:t>
       </w:r>
     </w:p>
     <w:p>
@@ -480,7 +596,7 @@
         <w:rPr>
           <w:sz w:val="22"/>
         </w:rPr>
-        <w:t xml:space="preserve"> Book 14 — PII Processing &amp; Transparency</w:t>
+        <w:t xml:space="preserve"> Book 14 — Business Continuity</w:t>
       </w:r>
     </w:p>
     <w:sectPr>
